--- a/docs/vignettes/03_correlation/04_correlation_analysis.docx
+++ b/docs/vignettes/03_correlation/04_correlation_analysis.docx
@@ -339,7 +339,7 @@
                     <a:graphicData uri="http://schemas.openxmlformats.org/drawingml/2006/picture">
                       <pic:pic>
                         <pic:nvPicPr>
-                          <pic:cNvPr descr="/Applications/quarto/share/formats/docx/note.png" id="11" name="Picture"/>
+                          <pic:cNvPr descr="/Applications/Positron.app/Contents/Resources/app/quarto/share/formats/docx/note.png" id="11" name="Picture"/>
                           <pic:cNvPicPr>
                             <a:picLocks noChangeArrowheads="1" noChangeAspect="1"/>
                           </pic:cNvPicPr>
@@ -2080,7 +2080,7 @@
                     <a:graphicData uri="http://schemas.openxmlformats.org/drawingml/2006/picture">
                       <pic:pic>
                         <pic:nvPicPr>
-                          <pic:cNvPr descr="/Applications/quarto/share/formats/docx/tip.png" id="21" name="Picture"/>
+                          <pic:cNvPr descr="/Applications/Positron.app/Contents/Resources/app/quarto/share/formats/docx/tip.png" id="21" name="Picture"/>
                           <pic:cNvPicPr>
                             <a:picLocks noChangeArrowheads="1" noChangeAspect="1"/>
                           </pic:cNvPicPr>
@@ -2361,7 +2361,7 @@
                     <a:graphicData uri="http://schemas.openxmlformats.org/drawingml/2006/picture">
                       <pic:pic>
                         <pic:nvPicPr>
-                          <pic:cNvPr descr="/Applications/quarto/share/formats/docx/important.png" id="27" name="Picture"/>
+                          <pic:cNvPr descr="/Applications/Positron.app/Contents/Resources/app/quarto/share/formats/docx/important.png" id="27" name="Picture"/>
                           <pic:cNvPicPr>
                             <a:picLocks noChangeArrowheads="1" noChangeAspect="1"/>
                           </pic:cNvPicPr>
@@ -2953,7 +2953,7 @@
                     <a:graphicData uri="http://schemas.openxmlformats.org/drawingml/2006/picture">
                       <pic:pic>
                         <pic:nvPicPr>
-                          <pic:cNvPr descr="/Applications/quarto/share/formats/docx/tip.png" id="34" name="Picture"/>
+                          <pic:cNvPr descr="/Applications/Positron.app/Contents/Resources/app/quarto/share/formats/docx/tip.png" id="34" name="Picture"/>
                           <pic:cNvPicPr>
                             <a:picLocks noChangeArrowheads="1" noChangeAspect="1"/>
                           </pic:cNvPicPr>
@@ -3883,7 +3883,7 @@
                     <a:graphicData uri="http://schemas.openxmlformats.org/drawingml/2006/picture">
                       <pic:pic>
                         <pic:nvPicPr>
-                          <pic:cNvPr descr="/Applications/quarto/share/formats/docx/note.png" id="41" name="Picture"/>
+                          <pic:cNvPr descr="/Applications/Positron.app/Contents/Resources/app/quarto/share/formats/docx/note.png" id="41" name="Picture"/>
                           <pic:cNvPicPr>
                             <a:picLocks noChangeArrowheads="1" noChangeAspect="1"/>
                           </pic:cNvPicPr>
@@ -4677,7 +4677,7 @@
                     <a:graphicData uri="http://schemas.openxmlformats.org/drawingml/2006/picture">
                       <pic:pic>
                         <pic:nvPicPr>
-                          <pic:cNvPr descr="/Applications/quarto/share/formats/docx/important.png" id="47" name="Picture"/>
+                          <pic:cNvPr descr="/Applications/Positron.app/Contents/Resources/app/quarto/share/formats/docx/important.png" id="47" name="Picture"/>
                           <pic:cNvPicPr>
                             <a:picLocks noChangeArrowheads="1" noChangeAspect="1"/>
                           </pic:cNvPicPr>
@@ -4984,7 +4984,7 @@
                     <a:graphicData uri="http://schemas.openxmlformats.org/drawingml/2006/picture">
                       <pic:pic>
                         <pic:nvPicPr>
-                          <pic:cNvPr descr="/Applications/quarto/share/formats/docx/note.png" id="51" name="Picture"/>
+                          <pic:cNvPr descr="/Applications/Positron.app/Contents/Resources/app/quarto/share/formats/docx/note.png" id="51" name="Picture"/>
                           <pic:cNvPicPr>
                             <a:picLocks noChangeArrowheads="1" noChangeAspect="1"/>
                           </pic:cNvPicPr>
@@ -6328,7 +6328,7 @@
                     <a:graphicData uri="http://schemas.openxmlformats.org/drawingml/2006/picture">
                       <pic:pic>
                         <pic:nvPicPr>
-                          <pic:cNvPr descr="/Applications/quarto/share/formats/docx/note.png" id="59" name="Picture"/>
+                          <pic:cNvPr descr="/Applications/Positron.app/Contents/Resources/app/quarto/share/formats/docx/note.png" id="59" name="Picture"/>
                           <pic:cNvPicPr>
                             <a:picLocks noChangeArrowheads="1" noChangeAspect="1"/>
                           </pic:cNvPicPr>
@@ -6528,7 +6528,7 @@
                     <a:graphicData uri="http://schemas.openxmlformats.org/drawingml/2006/picture">
                       <pic:pic>
                         <pic:nvPicPr>
-                          <pic:cNvPr descr="/Applications/quarto/share/formats/docx/warning.png" id="63" name="Picture"/>
+                          <pic:cNvPr descr="/Applications/Positron.app/Contents/Resources/app/quarto/share/formats/docx/warning.png" id="63" name="Picture"/>
                           <pic:cNvPicPr>
                             <a:picLocks noChangeArrowheads="1" noChangeAspect="1"/>
                           </pic:cNvPicPr>
